--- a/docs/generated-diagrams/skill-path-architect-diagrams.docx
+++ b/docs/generated-diagrams/skill-path-architect-diagrams.docx
@@ -22,7 +22,7 @@
       <w:r>
         <w:drawing>
           <wp:inline xmlns:a="http://schemas.openxmlformats.org/drawingml/2006/main" xmlns:pic="http://schemas.openxmlformats.org/drawingml/2006/picture">
-            <wp:extent cx="6217920" cy="4145280"/>
+            <wp:extent cx="6217920" cy="4745255"/>
             <wp:docPr id="1" name="Picture 1"/>
             <wp:cNvGraphicFramePr>
               <a:graphicFrameLocks noChangeAspect="1"/>
@@ -43,7 +43,7 @@
                   <pic:spPr>
                     <a:xfrm>
                       <a:off x="0" y="0"/>
-                      <a:ext cx="6217920" cy="4145280"/>
+                      <a:ext cx="6217920" cy="4745255"/>
                     </a:xfrm>
                     <a:prstGeom prst="rect"/>
                   </pic:spPr>
@@ -66,7 +66,7 @@
       <w:r>
         <w:drawing>
           <wp:inline xmlns:a="http://schemas.openxmlformats.org/drawingml/2006/main" xmlns:pic="http://schemas.openxmlformats.org/drawingml/2006/picture">
-            <wp:extent cx="6217920" cy="4145280"/>
+            <wp:extent cx="6217920" cy="4090737"/>
             <wp:docPr id="2" name="Picture 2"/>
             <wp:cNvGraphicFramePr>
               <a:graphicFrameLocks noChangeAspect="1"/>
@@ -87,7 +87,7 @@
                   <pic:spPr>
                     <a:xfrm>
                       <a:off x="0" y="0"/>
-                      <a:ext cx="6217920" cy="4145280"/>
+                      <a:ext cx="6217920" cy="4090737"/>
                     </a:xfrm>
                     <a:prstGeom prst="rect"/>
                   </pic:spPr>
@@ -110,7 +110,7 @@
       <w:r>
         <w:drawing>
           <wp:inline xmlns:a="http://schemas.openxmlformats.org/drawingml/2006/main" xmlns:pic="http://schemas.openxmlformats.org/drawingml/2006/picture">
-            <wp:extent cx="6217920" cy="4145280"/>
+            <wp:extent cx="6217920" cy="4090737"/>
             <wp:docPr id="3" name="Picture 3"/>
             <wp:cNvGraphicFramePr>
               <a:graphicFrameLocks noChangeAspect="1"/>
@@ -131,7 +131,7 @@
                   <pic:spPr>
                     <a:xfrm>
                       <a:off x="0" y="0"/>
-                      <a:ext cx="6217920" cy="4145280"/>
+                      <a:ext cx="6217920" cy="4090737"/>
                     </a:xfrm>
                     <a:prstGeom prst="rect"/>
                   </pic:spPr>
@@ -154,7 +154,7 @@
       <w:r>
         <w:drawing>
           <wp:inline xmlns:a="http://schemas.openxmlformats.org/drawingml/2006/main" xmlns:pic="http://schemas.openxmlformats.org/drawingml/2006/picture">
-            <wp:extent cx="6217920" cy="4145280"/>
+            <wp:extent cx="6217920" cy="4090737"/>
             <wp:docPr id="4" name="Picture 4"/>
             <wp:cNvGraphicFramePr>
               <a:graphicFrameLocks noChangeAspect="1"/>
@@ -175,7 +175,7 @@
                   <pic:spPr>
                     <a:xfrm>
                       <a:off x="0" y="0"/>
-                      <a:ext cx="6217920" cy="4145280"/>
+                      <a:ext cx="6217920" cy="4090737"/>
                     </a:xfrm>
                     <a:prstGeom prst="rect"/>
                   </pic:spPr>
